--- a/Empfangsbestaetigung Datenverarbeitung 15.10.2026.docx
+++ b/Empfangsbestaetigung Datenverarbeitung 15.10.2026.docx
@@ -656,9 +656,12 @@
     <w:next w:val="Normal"/>
     <w:qFormat/>
     <w:rPr>
-      <w:color w:val="1F4D78"/>
-      <w:sz w:val="24"/>
-      <w:szCs w:val="24"/>
+      <w:rFonts w:ascii="Franklin Gothic Book" w:cs="Franklin Gothic Book" w:eastAsia="Franklin Gothic Book" w:hAnsi="Franklin Gothic Book"/>
+      <w:b/>
+      <w:bCs/>
+      <w:color w:val="333333"/>
+      <w:sz w:val="22"/>
+      <w:szCs w:val="22"/>
     </w:rPr>
   </w:style>
   <w:style w:type="paragraph" w:styleId="Heading4">
